--- a/src/OpenXmlHtml.Tests/WordBorderTests.BorderStyleVariants.Net.verified.docx
+++ b/src/OpenXmlHtml.Tests/WordBorderTests.BorderStyleVariants.Net.verified.docx
@@ -12,9 +12,6 @@
         </w:pBdr>
       </w:pPr>
       <w:r>
-        <w:rPr>
-          <w:bdr w:val="threeDEngrave" w:color="808080" w:sz="6" w:space="1"/>
-        </w:rPr>
         <w:t xml:space="preserve">Groove border</w:t>
       </w:r>
     </w:p>
@@ -28,9 +25,6 @@
         </w:pBdr>
       </w:pPr>
       <w:r>
-        <w:rPr>
-          <w:bdr w:val="threeDEmboss" w:color="808080" w:sz="6" w:space="1"/>
-        </w:rPr>
         <w:t xml:space="preserve">Ridge border</w:t>
       </w:r>
     </w:p>
@@ -44,9 +38,6 @@
         </w:pBdr>
       </w:pPr>
       <w:r>
-        <w:rPr>
-          <w:bdr w:val="inset" w:color="808080" w:sz="6" w:space="1"/>
-        </w:rPr>
         <w:t xml:space="preserve">Inset border</w:t>
       </w:r>
     </w:p>
@@ -60,9 +51,6 @@
         </w:pBdr>
       </w:pPr>
       <w:r>
-        <w:rPr>
-          <w:bdr w:val="outset" w:color="808080" w:sz="6" w:space="1"/>
-        </w:rPr>
         <w:t xml:space="preserve">Outset border</w:t>
       </w:r>
     </w:p>
